--- a/blog/docs/Blog.docx
+++ b/blog/docs/Blog.docx
@@ -55,19 +55,7 @@
         <w:rPr>
           <w:rFonts w:ascii="Arial" w:hAnsi="Arial" w:cs="Arial"/>
         </w:rPr>
-        <w:t xml:space="preserve">Nome </w:t>
-      </w:r>
-      <w:r>
-        <w:rPr>
-          <w:rFonts w:ascii="Arial" w:hAnsi="Arial" w:cs="Arial"/>
-        </w:rPr>
-        <w:t>do blog</w:t>
-      </w:r>
-      <w:r>
-        <w:rPr>
-          <w:rFonts w:ascii="Arial" w:hAnsi="Arial" w:cs="Arial"/>
-        </w:rPr>
-        <w:t>: NF blog</w:t>
+        <w:t>Nome do blog: NF blog</w:t>
       </w:r>
     </w:p>
     <w:p>
@@ -85,25 +73,7 @@
         <w:rPr>
           <w:rFonts w:ascii="Arial" w:hAnsi="Arial" w:cs="Arial"/>
         </w:rPr>
-        <w:t>D</w:t>
-      </w:r>
-      <w:r>
-        <w:rPr>
-          <w:rFonts w:ascii="Arial" w:hAnsi="Arial" w:cs="Arial"/>
-        </w:rPr>
-        <w:t>omínio</w:t>
-      </w:r>
-      <w:r>
-        <w:rPr>
-          <w:rFonts w:ascii="Arial" w:hAnsi="Arial" w:cs="Arial"/>
-        </w:rPr>
-        <w:t xml:space="preserve">: </w:t>
-      </w:r>
-      <w:r>
-        <w:rPr>
-          <w:rFonts w:ascii="Arial" w:hAnsi="Arial" w:cs="Arial"/>
-        </w:rPr>
-        <w:t>blog.nordesteferramentas.com</w:t>
+        <w:t>Domínio: blog.nordesteferramentas.com</w:t>
       </w:r>
     </w:p>
     <w:p>
@@ -393,15 +363,7 @@
           <w:sz w:val="22"/>
           <w:szCs w:val="22"/>
         </w:rPr>
-        <w:t>Iniciantes no seto</w:t>
-      </w:r>
-      <w:r>
-        <w:rPr>
-          <w:rFonts w:ascii="Arial" w:hAnsi="Arial" w:cs="Arial"/>
-          <w:sz w:val="22"/>
-          <w:szCs w:val="22"/>
-        </w:rPr>
-        <w:t>r</w:t>
+        <w:t>Iniciantes no setor</w:t>
       </w:r>
     </w:p>
     <w:p>
@@ -419,13 +381,7 @@
         <w:rPr>
           <w:rFonts w:ascii="Arial" w:hAnsi="Arial" w:cs="Arial"/>
         </w:rPr>
-        <w:t>5 categorias principais</w:t>
-      </w:r>
-      <w:r>
-        <w:rPr>
-          <w:rFonts w:ascii="Arial" w:hAnsi="Arial" w:cs="Arial"/>
-        </w:rPr>
-        <w:t>:</w:t>
+        <w:t>5 categorias principais:</w:t>
       </w:r>
       <w:r>
         <w:rPr>
@@ -733,21 +689,7 @@
           <w:sz w:val="20"/>
           <w:szCs w:val="20"/>
         </w:rPr>
-        <w:t xml:space="preserve"> </w:t>
-      </w:r>
-      <w:r>
-        <w:rPr>
-          <w:sz w:val="20"/>
-          <w:szCs w:val="20"/>
-        </w:rPr>
-        <w:t xml:space="preserve"> </w:t>
-      </w:r>
-      <w:r>
-        <w:rPr>
-          <w:sz w:val="20"/>
-          <w:szCs w:val="20"/>
-        </w:rPr>
-        <w:t>Guia completo sobre equipamentos de segurança na obra</w:t>
+        <w:t xml:space="preserve">  Guia completo sobre equipamentos de segurança na obra</w:t>
       </w:r>
     </w:p>
     <w:p>
@@ -1316,63 +1258,66 @@
       </w:r>
     </w:p>
     <w:p>
+      <w:r>
+        <w:rPr>
+          <w:rStyle w:val="xrtxmta"/>
+          <w:rFonts w:ascii="Segoe UI Emoji" w:hAnsi="Segoe UI Emoji" w:cs="Segoe UI Emoji"/>
+        </w:rPr>
+        <w:t>✅</w:t>
+      </w:r>
+      <w:r>
+        <w:t xml:space="preserve"> Criar pasta principal do projeto</w:t>
+      </w:r>
+    </w:p>
+    <w:p>
+      <w:r>
+        <w:rPr>
+          <w:rStyle w:val="xrtxmta"/>
+          <w:rFonts w:ascii="Segoe UI Emoji" w:hAnsi="Segoe UI Emoji" w:cs="Segoe UI Emoji"/>
+        </w:rPr>
+        <w:t>✅</w:t>
+      </w:r>
+      <w:r>
+        <w:t xml:space="preserve"> Criar estrutura de pastas (/admin, /assets, etc.)</w:t>
+      </w:r>
+    </w:p>
+    <w:p>
+      <w:r>
+        <w:rPr>
+          <w:rStyle w:val="xrtxmta"/>
+          <w:rFonts w:ascii="Segoe UI Emoji" w:hAnsi="Segoe UI Emoji" w:cs="Segoe UI Emoji"/>
+        </w:rPr>
+        <w:t>✅</w:t>
+      </w:r>
+      <w:r>
+        <w:t xml:space="preserve"> Criar arquivos HTML principais</w:t>
+      </w:r>
+    </w:p>
+    <w:p>
       <w:pPr>
         <w:rPr>
           <w:u w:val="single"/>
         </w:rPr>
       </w:pPr>
-    </w:p>
-    <w:p>
-      <w:r>
-        <w:rPr>
-          <w:rFonts w:ascii="Segoe UI Symbol" w:hAnsi="Segoe UI Symbol" w:cs="Segoe UI Symbol"/>
-        </w:rPr>
-        <w:t>☐</w:t>
-      </w:r>
-      <w:r>
-        <w:t xml:space="preserve"> Criar pasta principal do projeto</w:t>
-      </w:r>
-    </w:p>
-    <w:p>
-      <w:r>
-        <w:rPr>
-          <w:rFonts w:ascii="Segoe UI Symbol" w:hAnsi="Segoe UI Symbol" w:cs="Segoe UI Symbol"/>
-        </w:rPr>
-        <w:t>☐</w:t>
-      </w:r>
-      <w:r>
-        <w:t xml:space="preserve"> Criar estrutura de pastas (/admin, /assets, etc.)</w:t>
-      </w:r>
-    </w:p>
-    <w:p>
-      <w:r>
-        <w:rPr>
-          <w:rFonts w:ascii="Segoe UI Symbol" w:hAnsi="Segoe UI Symbol" w:cs="Segoe UI Symbol"/>
-        </w:rPr>
-        <w:t>☐</w:t>
-      </w:r>
-      <w:r>
-        <w:t xml:space="preserve"> Criar arquivos HTML principais</w:t>
-      </w:r>
-    </w:p>
-    <w:p>
-      <w:r>
-        <w:rPr>
-          <w:rFonts w:ascii="Segoe UI Symbol" w:hAnsi="Segoe UI Symbol" w:cs="Segoe UI Symbol"/>
+      <w:r>
+        <w:rPr>
+          <w:rStyle w:val="xrtxmta"/>
+          <w:rFonts w:ascii="Segoe UI Emoji" w:hAnsi="Segoe UI Emoji" w:cs="Segoe UI Emoji"/>
+        </w:rPr>
+        <w:t>✅</w:t>
+      </w:r>
+      <w:r>
+        <w:t xml:space="preserve"> Criar pasta CSS</w:t>
+      </w:r>
+    </w:p>
+    <w:p>
+      <w:r>
+        <w:rPr>
+          <w:rStyle w:val="xrtxmta"/>
+          <w:rFonts w:ascii="Segoe UI Emoji" w:hAnsi="Segoe UI Emoji" w:cs="Segoe UI Emoji"/>
         </w:rPr>
         <w:lastRenderedPageBreak/>
-        <w:t>☐</w:t>
-      </w:r>
-      <w:r>
-        <w:t xml:space="preserve"> Criar pasta CSS</w:t>
-      </w:r>
-    </w:p>
-    <w:p>
-      <w:r>
-        <w:rPr>
-          <w:rFonts w:ascii="Segoe UI Symbol" w:hAnsi="Segoe UI Symbol" w:cs="Segoe UI Symbol"/>
-        </w:rPr>
-        <w:t>☐</w:t>
+        <w:t>✅</w:t>
       </w:r>
       <w:r>
         <w:t xml:space="preserve"> Criar pasta JS</w:t>
@@ -1381,12 +1326,13 @@
     <w:p>
       <w:r>
         <w:rPr>
-          <w:rFonts w:ascii="Segoe UI Symbol" w:hAnsi="Segoe UI Symbol" w:cs="Segoe UI Symbol"/>
-        </w:rPr>
-        <w:t>☐</w:t>
-      </w:r>
-      <w:r>
-        <w:t xml:space="preserve"> Criar pasta imagens</w:t>
+          <w:rStyle w:val="xrtxmta"/>
+          <w:rFonts w:ascii="Segoe UI Emoji" w:hAnsi="Segoe UI Emoji" w:cs="Segoe UI Emoji"/>
+        </w:rPr>
+        <w:t>✅</w:t>
+      </w:r>
+      <w:r>
+        <w:t>Criar pasta imagens</w:t>
       </w:r>
     </w:p>
     <w:p/>
@@ -1401,229 +1347,230 @@
         <w:t xml:space="preserve"> FASE 3 — LAYOUT BASE</w:t>
       </w:r>
     </w:p>
+    <w:p>
+      <w:r>
+        <w:rPr>
+          <w:rFonts w:ascii="Segoe UI Symbol" w:hAnsi="Segoe UI Symbol" w:cs="Segoe UI Symbol"/>
+        </w:rPr>
+        <w:t>☐</w:t>
+      </w:r>
+      <w:r>
+        <w:t xml:space="preserve"> Criar header fixo</w:t>
+      </w:r>
+    </w:p>
+    <w:p>
+      <w:r>
+        <w:rPr>
+          <w:rFonts w:ascii="Segoe UI Symbol" w:hAnsi="Segoe UI Symbol" w:cs="Segoe UI Symbol"/>
+        </w:rPr>
+        <w:t>☐</w:t>
+      </w:r>
+      <w:r>
+        <w:t xml:space="preserve"> Criar menu responsivo</w:t>
+      </w:r>
+    </w:p>
+    <w:p>
+      <w:r>
+        <w:rPr>
+          <w:rFonts w:ascii="Segoe UI Symbol" w:hAnsi="Segoe UI Symbol" w:cs="Segoe UI Symbol"/>
+        </w:rPr>
+        <w:t>☐</w:t>
+      </w:r>
+      <w:r>
+        <w:t xml:space="preserve"> Criar footer completo</w:t>
+      </w:r>
+    </w:p>
+    <w:p>
+      <w:r>
+        <w:rPr>
+          <w:rFonts w:ascii="Segoe UI Symbol" w:hAnsi="Segoe UI Symbol" w:cs="Segoe UI Symbol"/>
+        </w:rPr>
+        <w:t>☐</w:t>
+      </w:r>
+      <w:r>
+        <w:t xml:space="preserve"> Criar estrutura semântica (header, main, article, section)</w:t>
+      </w:r>
+    </w:p>
+    <w:p>
+      <w:r>
+        <w:rPr>
+          <w:rFonts w:ascii="Segoe UI Symbol" w:hAnsi="Segoe UI Symbol" w:cs="Segoe UI Symbol"/>
+        </w:rPr>
+        <w:t>☐</w:t>
+      </w:r>
+      <w:r>
+        <w:t xml:space="preserve"> Criar layout responsivo</w:t>
+      </w:r>
+    </w:p>
+    <w:p>
+      <w:r>
+        <w:rPr>
+          <w:rFonts w:ascii="Segoe UI Symbol" w:hAnsi="Segoe UI Symbol" w:cs="Segoe UI Symbol"/>
+        </w:rPr>
+        <w:t>☐</w:t>
+      </w:r>
+      <w:r>
+        <w:t xml:space="preserve"> Implementar modo dark (opcional)</w:t>
+      </w:r>
+    </w:p>
     <w:p/>
     <w:p>
       <w:r>
         <w:rPr>
-          <w:rFonts w:ascii="Segoe UI Symbol" w:hAnsi="Segoe UI Symbol" w:cs="Segoe UI Symbol"/>
-        </w:rPr>
-        <w:t>☐</w:t>
-      </w:r>
-      <w:r>
-        <w:t xml:space="preserve"> Criar header fixo</w:t>
-      </w:r>
-    </w:p>
-    <w:p>
-      <w:r>
-        <w:rPr>
-          <w:rFonts w:ascii="Segoe UI Symbol" w:hAnsi="Segoe UI Symbol" w:cs="Segoe UI Symbol"/>
-        </w:rPr>
-        <w:t>☐</w:t>
-      </w:r>
-      <w:r>
-        <w:t xml:space="preserve"> Criar menu responsivo</w:t>
-      </w:r>
-    </w:p>
-    <w:p>
-      <w:r>
-        <w:rPr>
-          <w:rFonts w:ascii="Segoe UI Symbol" w:hAnsi="Segoe UI Symbol" w:cs="Segoe UI Symbol"/>
-        </w:rPr>
-        <w:t>☐</w:t>
-      </w:r>
-      <w:r>
-        <w:t xml:space="preserve"> Criar footer completo</w:t>
-      </w:r>
-    </w:p>
-    <w:p>
-      <w:r>
-        <w:rPr>
-          <w:rFonts w:ascii="Segoe UI Symbol" w:hAnsi="Segoe UI Symbol" w:cs="Segoe UI Symbol"/>
-        </w:rPr>
-        <w:t>☐</w:t>
-      </w:r>
-      <w:r>
-        <w:t xml:space="preserve"> Criar estrutura semântica (header, main, article, section)</w:t>
-      </w:r>
-    </w:p>
-    <w:p>
-      <w:r>
-        <w:rPr>
-          <w:rFonts w:ascii="Segoe UI Symbol" w:hAnsi="Segoe UI Symbol" w:cs="Segoe UI Symbol"/>
-        </w:rPr>
-        <w:t>☐</w:t>
-      </w:r>
-      <w:r>
-        <w:t xml:space="preserve"> Criar layout responsivo</w:t>
-      </w:r>
-    </w:p>
-    <w:p>
-      <w:r>
-        <w:rPr>
-          <w:rFonts w:ascii="Segoe UI Symbol" w:hAnsi="Segoe UI Symbol" w:cs="Segoe UI Symbol"/>
-        </w:rPr>
-        <w:t>☐</w:t>
-      </w:r>
-      <w:r>
-        <w:t xml:space="preserve"> Implementar modo dark (opcional)</w:t>
+          <w:rFonts w:ascii="Segoe UI Emoji" w:hAnsi="Segoe UI Emoji" w:cs="Segoe UI Emoji"/>
+        </w:rPr>
+        <w:t>🟢</w:t>
+      </w:r>
+      <w:r>
+        <w:t xml:space="preserve"> FASE 4 — SISTEMA DE POSTS (JS)</w:t>
       </w:r>
     </w:p>
     <w:p/>
     <w:p>
       <w:r>
         <w:rPr>
-          <w:rFonts w:ascii="Segoe UI Emoji" w:hAnsi="Segoe UI Emoji" w:cs="Segoe UI Emoji"/>
-        </w:rPr>
-        <w:t>🟢</w:t>
-      </w:r>
-      <w:r>
-        <w:t xml:space="preserve"> FASE 4 — SISTEMA DE POSTS (JS)</w:t>
+          <w:rFonts w:ascii="Segoe UI Symbol" w:hAnsi="Segoe UI Symbol" w:cs="Segoe UI Symbol"/>
+        </w:rPr>
+        <w:t>☐</w:t>
+      </w:r>
+      <w:r>
+        <w:t xml:space="preserve"> Criar array de posts</w:t>
+      </w:r>
+    </w:p>
+    <w:p>
+      <w:r>
+        <w:rPr>
+          <w:rFonts w:ascii="Segoe UI Symbol" w:hAnsi="Segoe UI Symbol" w:cs="Segoe UI Symbol"/>
+        </w:rPr>
+        <w:t>☐</w:t>
+      </w:r>
+      <w:r>
+        <w:t xml:space="preserve"> Criar modelo padrão de objeto post</w:t>
+      </w:r>
+    </w:p>
+    <w:p>
+      <w:r>
+        <w:rPr>
+          <w:rFonts w:ascii="Segoe UI Symbol" w:hAnsi="Segoe UI Symbol" w:cs="Segoe UI Symbol"/>
+        </w:rPr>
+        <w:t>☐</w:t>
+      </w:r>
+      <w:r>
+        <w:t xml:space="preserve"> Criar função para renderizar posts na home</w:t>
+      </w:r>
+    </w:p>
+    <w:p>
+      <w:r>
+        <w:rPr>
+          <w:rFonts w:ascii="Segoe UI Symbol" w:hAnsi="Segoe UI Symbol" w:cs="Segoe UI Symbol"/>
+        </w:rPr>
+        <w:t>☐</w:t>
+      </w:r>
+      <w:r>
+        <w:t xml:space="preserve"> Criar sistema de slug</w:t>
+      </w:r>
+    </w:p>
+    <w:p>
+      <w:r>
+        <w:rPr>
+          <w:rFonts w:ascii="Segoe UI Symbol" w:hAnsi="Segoe UI Symbol" w:cs="Segoe UI Symbol"/>
+        </w:rPr>
+        <w:t>☐</w:t>
+      </w:r>
+      <w:r>
+        <w:t xml:space="preserve"> Criar página dinâmica de post</w:t>
+      </w:r>
+    </w:p>
+    <w:p>
+      <w:r>
+        <w:rPr>
+          <w:rFonts w:ascii="Segoe UI Symbol" w:hAnsi="Segoe UI Symbol" w:cs="Segoe UI Symbol"/>
+        </w:rPr>
+        <w:t>☐</w:t>
+      </w:r>
+      <w:r>
+        <w:t xml:space="preserve"> Pegar slug via URL</w:t>
+      </w:r>
+    </w:p>
+    <w:p>
+      <w:r>
+        <w:rPr>
+          <w:rFonts w:ascii="Segoe UI Symbol" w:hAnsi="Segoe UI Symbol" w:cs="Segoe UI Symbol"/>
+        </w:rPr>
+        <w:t>☐</w:t>
+      </w:r>
+      <w:r>
+        <w:t xml:space="preserve"> Renderizar conteúdo dinamicamente</w:t>
+      </w:r>
+    </w:p>
+    <w:p>
+      <w:r>
+        <w:rPr>
+          <w:rFonts w:ascii="Segoe UI Symbol" w:hAnsi="Segoe UI Symbol" w:cs="Segoe UI Symbol"/>
+        </w:rPr>
+        <w:t>☐</w:t>
+      </w:r>
+      <w:r>
+        <w:t xml:space="preserve"> Criar sistema de categorias</w:t>
+      </w:r>
+    </w:p>
+    <w:p>
+      <w:r>
+        <w:rPr>
+          <w:rFonts w:ascii="Segoe UI Symbol" w:hAnsi="Segoe UI Symbol" w:cs="Segoe UI Symbol"/>
+        </w:rPr>
+        <w:t>☐</w:t>
+      </w:r>
+      <w:r>
+        <w:t xml:space="preserve"> Criar filtro por categoria</w:t>
+      </w:r>
+    </w:p>
+    <w:p>
+      <w:r>
+        <w:rPr>
+          <w:rFonts w:ascii="Segoe UI Symbol" w:hAnsi="Segoe UI Symbol" w:cs="Segoe UI Symbol"/>
+        </w:rPr>
+        <w:t>☐</w:t>
+      </w:r>
+      <w:r>
+        <w:t xml:space="preserve"> Criar sistema de busca</w:t>
+      </w:r>
+    </w:p>
+    <w:p>
+      <w:r>
+        <w:rPr>
+          <w:rFonts w:ascii="Segoe UI Symbol" w:hAnsi="Segoe UI Symbol" w:cs="Segoe UI Symbol"/>
+        </w:rPr>
+        <w:t>☐</w:t>
+      </w:r>
+      <w:r>
+        <w:t xml:space="preserve"> Criar sistema de tags</w:t>
+      </w:r>
+    </w:p>
+    <w:p>
+      <w:r>
+        <w:rPr>
+          <w:rFonts w:ascii="Segoe UI Symbol" w:hAnsi="Segoe UI Symbol" w:cs="Segoe UI Symbol"/>
+        </w:rPr>
+        <w:t>☐</w:t>
+      </w:r>
+      <w:r>
+        <w:t xml:space="preserve"> Criar posts relacionados</w:t>
+      </w:r>
+    </w:p>
+    <w:p>
+      <w:r>
+        <w:rPr>
+          <w:rFonts w:ascii="Segoe UI Symbol" w:hAnsi="Segoe UI Symbol" w:cs="Segoe UI Symbol"/>
+        </w:rPr>
+        <w:t>☐</w:t>
+      </w:r>
+      <w:r>
+        <w:t xml:space="preserve"> Criar contador de visualizações</w:t>
       </w:r>
     </w:p>
     <w:p/>
-    <w:p>
-      <w:r>
-        <w:rPr>
-          <w:rFonts w:ascii="Segoe UI Symbol" w:hAnsi="Segoe UI Symbol" w:cs="Segoe UI Symbol"/>
-        </w:rPr>
-        <w:t>☐</w:t>
-      </w:r>
-      <w:r>
-        <w:t xml:space="preserve"> Criar array de posts</w:t>
-      </w:r>
-    </w:p>
-    <w:p>
-      <w:r>
-        <w:rPr>
-          <w:rFonts w:ascii="Segoe UI Symbol" w:hAnsi="Segoe UI Symbol" w:cs="Segoe UI Symbol"/>
-        </w:rPr>
-        <w:t>☐</w:t>
-      </w:r>
-      <w:r>
-        <w:t xml:space="preserve"> Criar modelo padrão de objeto post</w:t>
-      </w:r>
-    </w:p>
-    <w:p>
-      <w:r>
-        <w:rPr>
-          <w:rFonts w:ascii="Segoe UI Symbol" w:hAnsi="Segoe UI Symbol" w:cs="Segoe UI Symbol"/>
-        </w:rPr>
-        <w:t>☐</w:t>
-      </w:r>
-      <w:r>
-        <w:t xml:space="preserve"> Criar função para renderizar posts na home</w:t>
-      </w:r>
-    </w:p>
-    <w:p>
-      <w:r>
-        <w:rPr>
-          <w:rFonts w:ascii="Segoe UI Symbol" w:hAnsi="Segoe UI Symbol" w:cs="Segoe UI Symbol"/>
-        </w:rPr>
-        <w:t>☐</w:t>
-      </w:r>
-      <w:r>
-        <w:t xml:space="preserve"> Criar sistema de slug</w:t>
-      </w:r>
-    </w:p>
-    <w:p>
-      <w:r>
-        <w:rPr>
-          <w:rFonts w:ascii="Segoe UI Symbol" w:hAnsi="Segoe UI Symbol" w:cs="Segoe UI Symbol"/>
-        </w:rPr>
-        <w:t>☐</w:t>
-      </w:r>
-      <w:r>
-        <w:t xml:space="preserve"> Criar página dinâmica de post</w:t>
-      </w:r>
-    </w:p>
-    <w:p>
-      <w:r>
-        <w:rPr>
-          <w:rFonts w:ascii="Segoe UI Symbol" w:hAnsi="Segoe UI Symbol" w:cs="Segoe UI Symbol"/>
-        </w:rPr>
-        <w:t>☐</w:t>
-      </w:r>
-      <w:r>
-        <w:t xml:space="preserve"> Pegar slug via URL</w:t>
-      </w:r>
-    </w:p>
-    <w:p>
-      <w:r>
-        <w:rPr>
-          <w:rFonts w:ascii="Segoe UI Symbol" w:hAnsi="Segoe UI Symbol" w:cs="Segoe UI Symbol"/>
-        </w:rPr>
-        <w:t>☐</w:t>
-      </w:r>
-      <w:r>
-        <w:t xml:space="preserve"> Renderizar conteúdo dinamicamente</w:t>
-      </w:r>
-    </w:p>
-    <w:p>
-      <w:r>
-        <w:rPr>
-          <w:rFonts w:ascii="Segoe UI Symbol" w:hAnsi="Segoe UI Symbol" w:cs="Segoe UI Symbol"/>
-        </w:rPr>
-        <w:t>☐</w:t>
-      </w:r>
-      <w:r>
-        <w:t xml:space="preserve"> Criar sistema de categorias</w:t>
-      </w:r>
-    </w:p>
-    <w:p>
-      <w:r>
-        <w:rPr>
-          <w:rFonts w:ascii="Segoe UI Symbol" w:hAnsi="Segoe UI Symbol" w:cs="Segoe UI Symbol"/>
-        </w:rPr>
-        <w:t>☐</w:t>
-      </w:r>
-      <w:r>
-        <w:t xml:space="preserve"> Criar filtro por categoria</w:t>
-      </w:r>
-    </w:p>
-    <w:p>
-      <w:r>
-        <w:rPr>
-          <w:rFonts w:ascii="Segoe UI Symbol" w:hAnsi="Segoe UI Symbol" w:cs="Segoe UI Symbol"/>
-        </w:rPr>
-        <w:t>☐</w:t>
-      </w:r>
-      <w:r>
-        <w:t xml:space="preserve"> Criar sistema de busca</w:t>
-      </w:r>
-    </w:p>
-    <w:p>
-      <w:r>
-        <w:rPr>
-          <w:rFonts w:ascii="Segoe UI Symbol" w:hAnsi="Segoe UI Symbol" w:cs="Segoe UI Symbol"/>
-        </w:rPr>
-        <w:t>☐</w:t>
-      </w:r>
-      <w:r>
-        <w:t xml:space="preserve"> Criar sistema de tags</w:t>
-      </w:r>
-    </w:p>
-    <w:p>
-      <w:r>
-        <w:rPr>
-          <w:rFonts w:ascii="Segoe UI Symbol" w:hAnsi="Segoe UI Symbol" w:cs="Segoe UI Symbol"/>
-        </w:rPr>
-        <w:t>☐</w:t>
-      </w:r>
-      <w:r>
-        <w:t xml:space="preserve"> Criar posts relacionados</w:t>
-      </w:r>
-    </w:p>
-    <w:p>
-      <w:r>
-        <w:rPr>
-          <w:rFonts w:ascii="Segoe UI Symbol" w:hAnsi="Segoe UI Symbol" w:cs="Segoe UI Symbol"/>
-        </w:rPr>
-        <w:t>☐</w:t>
-      </w:r>
-      <w:r>
-        <w:t xml:space="preserve"> Criar contador de visualizações</w:t>
-      </w:r>
-    </w:p>
+    <w:p/>
     <w:p/>
     <w:p>
       <w:r>
@@ -2132,11 +2079,16 @@
       </w:r>
     </w:p>
     <w:p/>
+    <w:p/>
+    <w:p/>
+    <w:p/>
+    <w:p/>
     <w:p>
       <w:r>
         <w:rPr>
           <w:rFonts w:ascii="Segoe UI Emoji" w:hAnsi="Segoe UI Emoji" w:cs="Segoe UI Emoji"/>
         </w:rPr>
+        <w:lastRenderedPageBreak/>
         <w:t>🔴</w:t>
       </w:r>
       <w:r>
@@ -2171,7 +2123,6 @@
         <w:rPr>
           <w:rFonts w:ascii="Segoe UI Symbol" w:hAnsi="Segoe UI Symbol" w:cs="Segoe UI Symbol"/>
         </w:rPr>
-        <w:lastRenderedPageBreak/>
         <w:t>☐</w:t>
       </w:r>
       <w:r>
@@ -3475,6 +3426,11 @@
       <w:lang w:eastAsia="pt-BR"/>
     </w:rPr>
   </w:style>
+  <w:style w:type="character" w:customStyle="1" w:styleId="xrtxmta">
+    <w:name w:val="xrtxmta"/>
+    <w:basedOn w:val="Tipodeletrapredefinidodopargrafo"/>
+    <w:rsid w:val="00322EA4"/>
+  </w:style>
 </w:styles>
 </file>
 
